--- a/astro-site/public/dl/plan-negocio-paellero-eventos/10-experiencias-tematicas-paellero.docx
+++ b/astro-site/public/dl/plan-negocio-paellero-eventos/10-experiencias-tematicas-paellero.docx
@@ -529,7 +529,7 @@
       </w:r>
     </w:p>
     <w:sectPr>
-      <w:pgSz w:w="12240" w:h="15840"/>
+      <w:pgSz w:w="11906" w:h="16838"/>
       <w:pgMar w:top="1440" w:right="1800" w:bottom="1440" w:left="1800" w:header="720" w:footer="720" w:gutter="0"/>
       <w:cols w:space="720"/>
       <w:docGrid w:linePitch="360"/>

--- a/astro-site/public/dl/plan-negocio-paellero-eventos/10-experiencias-tematicas-paellero.docx
+++ b/astro-site/public/dl/plan-negocio-paellero-eventos/10-experiencias-tematicas-paellero.docx
@@ -75,7 +75,7 @@
         <w:spacing w:after="120"/>
       </w:pPr>
       <w:r>
-        <w:t>Las 10 experiencias temáticas son productos comerciales empaquetados que el paellero ofrece a clientes B2C y B2B. Cada una tiene su propio dossier visual, ticket recomendado y storytelling diferenciado. Vender experiencias en lugar de menús aumenta el ticket medio 30-45 % y mejora la percepción premium del servicio.</w:t>
+        <w:t>Las 10 experiencias temáticas son productos comerciales empaquetados que el paellero ofrece a clientes B2C y B2B. Cada una tiene su ticket recomendado y su storytelling, y puedes preparar su dossier visual para presentarla. Vender experiencias en lugar de menús aumenta el ticket medio 30-45 % y mejora la percepción premium del servicio.</w:t>
       </w:r>
     </w:p>
     <w:p>

--- a/astro-site/public/dl/plan-negocio-paellero-eventos/10-experiencias-tematicas-paellero.docx
+++ b/astro-site/public/dl/plan-negocio-paellero-eventos/10-experiencias-tematicas-paellero.docx
@@ -75,7 +75,7 @@
         <w:spacing w:after="120"/>
       </w:pPr>
       <w:r>
-        <w:t>Las 10 experiencias temáticas son productos comerciales empaquetados que el paellero ofrece a clientes B2C y B2B. Cada una tiene su ticket recomendado y su storytelling, y puedes preparar su dossier visual para presentarla. Vender experiencias en lugar de menús aumenta el ticket medio 30-45 % y mejora la percepción premium del servicio.</w:t>
+        <w:t>Las 10 experiencias temáticas son productos comerciales empaquetados que el paellero ofrece a clientes B2C y B2B. Cada una tiene su ticket recomendado y su storytelling, y puedes preparar su dossier visual para presentarla. Vender experiencias en lugar de menús te deja cobrar la experiencia y no solo el plato, y mejora la percepción premium del servicio.</w:t>
       </w:r>
     </w:p>
     <w:p>
@@ -202,7 +202,7 @@
         <w:spacing w:after="120"/>
       </w:pPr>
       <w:r>
-        <w:t>Ticket por pax: 12-18 €/pax</w:t>
+        <w:t>Ticket por ración: 3-6 € sin IVA para el ayuntamiento (volumen, una variedad); 12-18 € si es la comida de una peña con entrante y servicio</w:t>
       </w:r>
     </w:p>
     <w:p>
@@ -210,7 +210,7 @@
         <w:spacing w:after="120"/>
       </w:pPr>
       <w:r>
-        <w:t>Paella mixta gigante para fiesta popular del pueblo. Paellera 200 cm sobre fuego de leña con trípode tradicional. Servicio en bandejas comunes. Concepto que conecta con la tradición valenciana y andaluza de las paellas comunitarias.</w:t>
+        <w:t>Paella mixta gigante para fiesta popular del pueblo. En paelleras de 120-150 cm, con gas o con leña donde esté permitido. Servicio en bandejas comunes. Concepto que conecta con la tradición valenciana y andaluza de las paellas comunitarias.</w:t>
       </w:r>
     </w:p>
     <w:p>
@@ -345,7 +345,7 @@
         <w:spacing w:after="120"/>
       </w:pPr>
       <w:r>
-        <w:t>Paella valenciana DO en marzo (Falles Valencia) o julio (Hogueras Alicante). Conexión cultural con la tradición. Servicio comunitario con mantel falleros y showcooking en directo.</w:t>
+        <w:t>Paella valenciana DO en marzo (Falles Valencia) o junio (Fogueres de Sant Joan, Alicante). Conexión cultural con la tradición. Servicio comunitario con mantel falleros y showcooking en directo.</w:t>
       </w:r>
     </w:p>
     <w:p>
